--- a/template-hasil-disc.docx
+++ b/template-hasil-disc.docx
@@ -4,7 +4,7 @@
   <w:body>
     <w:tbl>
       <w:tblPr>
-        <w:tblW w:type="dxa" w:w="10240"/>
+        <w:tblW w:type="dxa" w:w="10440"/>
         <w:tblBorders>
           <w:top w:val="none" w:color="FFFFFF" w:sz="0"/>
           <w:left w:val="none" w:color="FFFFFF" w:sz="0"/>
@@ -15,23 +15,23 @@
         </w:tblBorders>
       </w:tblPr>
       <w:tblGrid>
-        <w:gridCol w:w="10240"/>
+        <w:gridCol w:w="10440"/>
       </w:tblGrid>
       <w:tr>
         <w:tc>
           <w:tcPr>
-            <w:tcW w:type="dxa" w:w="10240"/>
+            <w:tcW w:type="dxa" w:w="10440"/>
             <w:shd w:fill="182238" w:val="clear"/>
             <w:tcMar>
-              <w:top w:type="dxa" w:w="260"/>
-              <w:left w:type="dxa" w:w="400"/>
-              <w:bottom w:type="dxa" w:w="260"/>
-              <w:right w:type="dxa" w:w="400"/>
+              <w:top w:type="dxa" w:w="220"/>
+              <w:left w:type="dxa" w:w="360"/>
+              <w:bottom w:type="dxa" w:w="220"/>
+              <w:right w:type="dxa" w:w="360"/>
             </w:tcMar>
           </w:tcPr>
           <w:p>
             <w:pPr>
-              <w:spacing w:after="60"/>
+              <w:spacing w:after="50"/>
             </w:pPr>
             <w:r>
               <w:rPr>
@@ -39,9 +39,9 @@
                 <w:b/>
                 <w:bCs/>
                 <w:color w:val="C89A4A"/>
-                <w:spacing w:val="20"/>
-                <w:sz w:val="16"/>
-                <w:szCs w:val="16"/>
+                <w:spacing w:val="18"/>
+                <w:sz w:val="15"/>
+                <w:szCs w:val="15"/>
               </w:rPr>
               <w:t xml:space="preserve">PETA GAYA KERJA</w:t>
             </w:r>
@@ -53,8 +53,8 @@
                 <w:b/>
                 <w:bCs/>
                 <w:color w:val="FFFFFF"/>
-                <w:sz w:val="34"/>
-                <w:szCs w:val="34"/>
+                <w:sz w:val="30"/>
+                <w:szCs w:val="30"/>
               </w:rPr>
               <w:t xml:space="preserve">Hasil Tes DISC</w:t>
             </w:r>
@@ -64,12 +64,12 @@
     </w:tbl>
     <w:p>
       <w:pPr>
-        <w:spacing w:after="160" w:before="260"/>
+        <w:spacing w:after="140" w:before="220"/>
       </w:pPr>
     </w:p>
     <w:tbl>
       <w:tblPr>
-        <w:tblW w:type="dxa" w:w="10240"/>
+        <w:tblW w:type="dxa" w:w="10440"/>
         <w:tblBorders>
           <w:top w:val="none" w:color="FFFFFF" w:sz="0"/>
           <w:left w:val="none" w:color="FFFFFF" w:sz="0"/>
@@ -80,23 +80,23 @@
         </w:tblBorders>
       </w:tblPr>
       <w:tblGrid>
-        <w:gridCol w:w="5120"/>
-        <w:gridCol w:w="5120"/>
+        <w:gridCol w:w="5220"/>
+        <w:gridCol w:w="5220"/>
       </w:tblGrid>
       <w:tr>
         <w:tc>
           <w:tcPr>
-            <w:tcW w:type="dxa" w:w="5120"/>
+            <w:tcW w:type="dxa" w:w="5220"/>
             <w:tcMar>
-              <w:top w:type="dxa" w:w="160"/>
+              <w:top w:type="dxa" w:w="140"/>
               <w:left w:type="dxa" w:w="0"/>
-              <w:bottom w:type="dxa" w:w="160"/>
+              <w:bottom w:type="dxa" w:w="140"/>
               <w:right w:type="dxa" w:w="200"/>
             </w:tcMar>
           </w:tcPr>
           <w:p>
             <w:pPr>
-              <w:spacing w:after="40"/>
+              <w:spacing w:after="30"/>
             </w:pPr>
             <w:r>
               <w:rPr>
@@ -104,9 +104,9 @@
                 <w:b/>
                 <w:bCs/>
                 <w:color w:val="6B7280"/>
-                <w:spacing w:val="15"/>
-                <w:sz w:val="15"/>
-                <w:szCs w:val="15"/>
+                <w:spacing w:val="12"/>
+                <w:sz w:val="14"/>
+                <w:szCs w:val="14"/>
               </w:rPr>
               <w:t xml:space="preserve">NAMA</w:t>
             </w:r>
@@ -116,8 +116,8 @@
               <w:rPr>
                 <w:rFonts w:ascii="Arial" w:cs="Arial" w:eastAsia="Arial" w:hAnsi="Arial"/>
                 <w:color w:val="182238"/>
-                <w:sz w:val="24"/>
-                <w:szCs w:val="24"/>
+                <w:sz w:val="22"/>
+                <w:szCs w:val="22"/>
               </w:rPr>
               <w:t xml:space="preserve">{{NAMA}}</w:t>
             </w:r>
@@ -125,17 +125,17 @@
         </w:tc>
         <w:tc>
           <w:tcPr>
-            <w:tcW w:type="dxa" w:w="5120"/>
+            <w:tcW w:type="dxa" w:w="5220"/>
             <w:tcMar>
-              <w:top w:type="dxa" w:w="160"/>
+              <w:top w:type="dxa" w:w="140"/>
               <w:left w:type="dxa" w:w="0"/>
-              <w:bottom w:type="dxa" w:w="160"/>
+              <w:bottom w:type="dxa" w:w="140"/>
               <w:right w:type="dxa" w:w="200"/>
             </w:tcMar>
           </w:tcPr>
           <w:p>
             <w:pPr>
-              <w:spacing w:after="40"/>
+              <w:spacing w:after="30"/>
             </w:pPr>
             <w:r>
               <w:rPr>
@@ -143,9 +143,9 @@
                 <w:b/>
                 <w:bCs/>
                 <w:color w:val="6B7280"/>
-                <w:spacing w:val="15"/>
-                <w:sz w:val="15"/>
-                <w:szCs w:val="15"/>
+                <w:spacing w:val="12"/>
+                <w:sz w:val="14"/>
+                <w:szCs w:val="14"/>
               </w:rPr>
               <w:t xml:space="preserve">TANGGAL</w:t>
             </w:r>
@@ -155,8 +155,8 @@
               <w:rPr>
                 <w:rFonts w:ascii="Arial" w:cs="Arial" w:eastAsia="Arial" w:hAnsi="Arial"/>
                 <w:color w:val="182238"/>
-                <w:sz w:val="24"/>
-                <w:szCs w:val="24"/>
+                <w:sz w:val="22"/>
+                <w:szCs w:val="22"/>
               </w:rPr>
               <w:t xml:space="preserve">{{TANGGAL}}</w:t>
             </w:r>
@@ -166,12 +166,12 @@
     </w:tbl>
     <w:p>
       <w:pPr>
-        <w:spacing w:after="200" w:before="200"/>
+        <w:spacing w:after="180" w:before="180"/>
       </w:pPr>
     </w:p>
     <w:tbl>
       <w:tblPr>
-        <w:tblW w:type="dxa" w:w="10240"/>
+        <w:tblW w:type="dxa" w:w="10440"/>
         <w:tblBorders>
           <w:top w:val="none" w:color="FFFFFF" w:sz="0"/>
           <w:left w:val="none" w:color="FFFFFF" w:sz="0"/>
@@ -182,69 +182,35 @@
         </w:tblBorders>
       </w:tblPr>
       <w:tblGrid>
-        <w:gridCol w:w="10240"/>
+        <w:gridCol w:w="10440"/>
       </w:tblGrid>
       <w:tr>
         <w:tc>
           <w:tcPr>
-            <w:tcW w:type="dxa" w:w="10240"/>
-            <w:shd w:fill="F3ECDC" w:val="clear"/>
+            <w:tcW w:type="dxa" w:w="10440"/>
+            <w:shd w:fill="C89A4A" w:val="clear"/>
             <w:tcMar>
-              <w:top w:type="dxa" w:w="300"/>
-              <w:left w:type="dxa" w:w="400"/>
-              <w:bottom w:type="dxa" w:w="300"/>
-              <w:right w:type="dxa" w:w="400"/>
+              <w:top w:type="dxa" w:w="140"/>
+              <w:left w:type="dxa" w:w="200"/>
+              <w:bottom w:type="dxa" w:w="140"/>
+              <w:right w:type="dxa" w:w="200"/>
             </w:tcMar>
           </w:tcPr>
           <w:p>
             <w:pPr>
-              <w:spacing w:after="40"/>
               <w:jc w:val="center"/>
             </w:pPr>
             <w:r>
               <w:rPr>
-                <w:rFonts w:ascii="Arial" w:cs="Arial" w:eastAsia="Arial" w:hAnsi="Arial"/>
-                <w:b/>
-                <w:bCs/>
-                <w:color w:val="C89A4A"/>
+                <w:rFonts w:ascii="Georgia" w:cs="Georgia" w:eastAsia="Georgia" w:hAnsi="Georgia"/>
+                <w:b/>
+                <w:bCs/>
+                <w:color w:val="FFFFFF"/>
                 <w:spacing w:val="15"/>
-                <w:sz w:val="15"/>
-                <w:szCs w:val="15"/>
-              </w:rPr>
-              <w:t xml:space="preserve">GAYA UTAMA</w:t>
-            </w:r>
-          </w:p>
-          <w:p>
-            <w:pPr>
-              <w:spacing w:after="40"/>
-              <w:jc w:val="center"/>
-            </w:pPr>
-            <w:r>
-              <w:rPr>
-                <w:rFonts w:ascii="Georgia" w:cs="Georgia" w:eastAsia="Georgia" w:hAnsi="Georgia"/>
-                <w:b/>
-                <w:bCs/>
-                <w:color w:val="182238"/>
-                <w:sz w:val="56"/>
-                <w:szCs w:val="56"/>
-              </w:rPr>
-              <w:t xml:space="preserve">{{PRIMARY}}</w:t>
-            </w:r>
-          </w:p>
-          <w:p>
-            <w:pPr>
-              <w:jc w:val="center"/>
-            </w:pPr>
-            <w:r>
-              <w:rPr>
-                <w:rFonts w:ascii="Georgia" w:cs="Georgia" w:eastAsia="Georgia" w:hAnsi="Georgia"/>
-                <w:i/>
-                <w:iCs/>
-                <w:color w:val="182238"/>
-                <w:sz w:val="24"/>
-                <w:szCs w:val="24"/>
-              </w:rPr>
-              <w:t xml:space="preserve">{{PRIMARY_NAME}}</w:t>
+                <w:sz w:val="22"/>
+                <w:szCs w:val="22"/>
+              </w:rPr>
+              <w:t xml:space="preserve">GAMBARAN KARAKTER</w:t>
             </w:r>
           </w:p>
         </w:tc>
@@ -252,303 +218,368 @@
     </w:tbl>
     <w:p>
       <w:pPr>
-        <w:spacing w:after="120" w:before="260"/>
-      </w:pPr>
-      <w:r>
-        <w:rPr>
-          <w:rFonts w:ascii="Arial" w:cs="Arial" w:eastAsia="Arial" w:hAnsi="Arial"/>
-          <w:b/>
-          <w:bCs/>
-          <w:color w:val="C89A4A"/>
-          <w:spacing w:val="15"/>
-          <w:sz w:val="15"/>
-          <w:szCs w:val="15"/>
-        </w:rPr>
-        <w:t xml:space="preserve">SKOR DIMENSI</w:t>
-      </w:r>
+        <w:spacing w:after="0" w:before="0"/>
+      </w:pPr>
     </w:p>
     <w:tbl>
       <w:tblPr>
-        <w:tblW w:type="dxa" w:w="10240"/>
+        <w:tblW w:type="dxa" w:w="10440"/>
         <w:tblBorders>
-          <w:top w:val="single" w:color="E5E0D3" w:sz="4"/>
+          <w:top w:val="none" w:color="FFFFFF" w:sz="0"/>
           <w:left w:val="none" w:color="FFFFFF" w:sz="0"/>
-          <w:bottom w:val="single" w:color="E5E0D3" w:sz="4"/>
+          <w:bottom w:val="none" w:color="FFFFFF" w:sz="0"/>
           <w:right w:val="none" w:color="FFFFFF" w:sz="0"/>
-          <w:insideH w:val="single" w:color="E5E0D3" w:sz="4"/>
+          <w:insideH w:val="none" w:color="FFFFFF" w:sz="0"/>
+          <w:insideV w:val="single" w:color="F3ECDC" w:sz="4"/>
+        </w:tblBorders>
+      </w:tblPr>
+      <w:tblGrid>
+        <w:gridCol w:w="3480"/>
+        <w:gridCol w:w="3480"/>
+        <w:gridCol w:w="3480"/>
+      </w:tblGrid>
+      <w:tr>
+        <w:trPr>
+          <w:cantSplit/>
+        </w:trPr>
+        <w:tc>
+          <w:tcPr>
+            <w:tcW w:type="dxa" w:w="3480"/>
+            <w:shd w:fill="EAE0C9" w:val="clear"/>
+            <w:tcMar>
+              <w:top w:type="dxa" w:w="200"/>
+              <w:left w:type="dxa" w:w="220"/>
+              <w:bottom w:type="dxa" w:w="200"/>
+              <w:right w:type="dxa" w:w="220"/>
+            </w:tcMar>
+            <w:vAlign w:val="top"/>
+          </w:tcPr>
+          <w:p>
+            <w:pPr>
+              <w:spacing w:after="20"/>
+            </w:pPr>
+            <w:r>
+              <w:rPr>
+                <w:rFonts w:ascii="Arial" w:cs="Arial" w:eastAsia="Arial" w:hAnsi="Arial"/>
+                <w:b/>
+                <w:bCs/>
+                <w:color w:val="6B7280"/>
+                <w:spacing w:val="10"/>
+                <w:sz w:val="15"/>
+                <w:szCs w:val="15"/>
+              </w:rPr>
+              <w:t xml:space="preserve">MOST — Kepribadian di Muka Umum</w:t>
+            </w:r>
+          </w:p>
+          <w:p>
+            <w:pPr>
+              <w:spacing w:after="160"/>
+            </w:pPr>
+            <w:r>
+              <w:rPr>
+                <w:rFonts w:ascii="Arial" w:cs="Arial" w:eastAsia="Arial" w:hAnsi="Arial"/>
+                <w:i/>
+                <w:iCs/>
+                <w:color w:val="6B7280"/>
+                <w:sz w:val="14"/>
+                <w:szCs w:val="14"/>
+              </w:rPr>
+              <w:t xml:space="preserve">Gambaran bagaimana orang lain melihat diri kita</w:t>
+            </w:r>
+          </w:p>
+          <w:p>
+            <w:pPr>
+              <w:pBdr>
+                <w:bottom w:val="single" w:color="C89A4A" w:sz="6" w:space="4"/>
+              </w:pBdr>
+              <w:spacing w:after="100"/>
+            </w:pPr>
+            <w:r>
+              <w:rPr>
+                <w:rFonts w:ascii="Georgia" w:cs="Georgia" w:eastAsia="Georgia" w:hAnsi="Georgia"/>
+                <w:b/>
+                <w:bCs/>
+                <w:color w:val="182238"/>
+                <w:sz w:val="21"/>
+                <w:szCs w:val="21"/>
+              </w:rPr>
+              <w:t xml:space="preserve">{{MOST_NAME}}</w:t>
+            </w:r>
+          </w:p>
+          <w:p>
+            <w:r>
+              <w:rPr>
+                <w:rFonts w:ascii="Arial" w:cs="Arial" w:eastAsia="Arial" w:hAnsi="Arial"/>
+                <w:color w:val="333333"/>
+                <w:sz w:val="18"/>
+                <w:szCs w:val="18"/>
+              </w:rPr>
+              <w:t xml:space="preserve">{{MOST_TRAITS}}</w:t>
+            </w:r>
+          </w:p>
+        </w:tc>
+        <w:tc>
+          <w:tcPr>
+            <w:tcW w:type="dxa" w:w="3480"/>
+            <w:shd w:fill="EAE0C9" w:val="clear"/>
+            <w:tcMar>
+              <w:top w:type="dxa" w:w="200"/>
+              <w:left w:type="dxa" w:w="220"/>
+              <w:bottom w:type="dxa" w:w="200"/>
+              <w:right w:type="dxa" w:w="220"/>
+            </w:tcMar>
+            <w:vAlign w:val="top"/>
+          </w:tcPr>
+          <w:p>
+            <w:pPr>
+              <w:spacing w:after="20"/>
+            </w:pPr>
+            <w:r>
+              <w:rPr>
+                <w:rFonts w:ascii="Arial" w:cs="Arial" w:eastAsia="Arial" w:hAnsi="Arial"/>
+                <w:b/>
+                <w:bCs/>
+                <w:color w:val="6B7280"/>
+                <w:spacing w:val="10"/>
+                <w:sz w:val="15"/>
+                <w:szCs w:val="15"/>
+              </w:rPr>
+              <w:t xml:space="preserve">LEAST — Saat Mendapat Tekanan</w:t>
+            </w:r>
+          </w:p>
+          <w:p>
+            <w:pPr>
+              <w:spacing w:after="160"/>
+            </w:pPr>
+            <w:r>
+              <w:rPr>
+                <w:rFonts w:ascii="Arial" w:cs="Arial" w:eastAsia="Arial" w:hAnsi="Arial"/>
+                <w:i/>
+                <w:iCs/>
+                <w:color w:val="6B7280"/>
+                <w:sz w:val="14"/>
+                <w:szCs w:val="14"/>
+              </w:rPr>
+              <w:t xml:space="preserve">Gambaran utuh tentang diri kita sesungguhnya</w:t>
+            </w:r>
+          </w:p>
+          <w:p>
+            <w:pPr>
+              <w:pBdr>
+                <w:bottom w:val="single" w:color="C89A4A" w:sz="6" w:space="4"/>
+              </w:pBdr>
+              <w:spacing w:after="100"/>
+            </w:pPr>
+            <w:r>
+              <w:rPr>
+                <w:rFonts w:ascii="Georgia" w:cs="Georgia" w:eastAsia="Georgia" w:hAnsi="Georgia"/>
+                <w:b/>
+                <w:bCs/>
+                <w:color w:val="182238"/>
+                <w:sz w:val="21"/>
+                <w:szCs w:val="21"/>
+              </w:rPr>
+              <w:t xml:space="preserve">{{LEAST_NAME}}</w:t>
+            </w:r>
+          </w:p>
+          <w:p>
+            <w:r>
+              <w:rPr>
+                <w:rFonts w:ascii="Arial" w:cs="Arial" w:eastAsia="Arial" w:hAnsi="Arial"/>
+                <w:color w:val="333333"/>
+                <w:sz w:val="18"/>
+                <w:szCs w:val="18"/>
+              </w:rPr>
+              <w:t xml:space="preserve">{{LEAST_TRAITS}}</w:t>
+            </w:r>
+          </w:p>
+        </w:tc>
+        <w:tc>
+          <w:tcPr>
+            <w:tcW w:type="dxa" w:w="3480"/>
+            <w:shd w:fill="EAE0C9" w:val="clear"/>
+            <w:tcMar>
+              <w:top w:type="dxa" w:w="200"/>
+              <w:left w:type="dxa" w:w="220"/>
+              <w:bottom w:type="dxa" w:w="200"/>
+              <w:right w:type="dxa" w:w="220"/>
+            </w:tcMar>
+            <w:vAlign w:val="top"/>
+          </w:tcPr>
+          <w:p>
+            <w:pPr>
+              <w:spacing w:after="20"/>
+            </w:pPr>
+            <w:r>
+              <w:rPr>
+                <w:rFonts w:ascii="Arial" w:cs="Arial" w:eastAsia="Arial" w:hAnsi="Arial"/>
+                <w:b/>
+                <w:bCs/>
+                <w:color w:val="6B7280"/>
+                <w:spacing w:val="10"/>
+                <w:sz w:val="15"/>
+                <w:szCs w:val="15"/>
+              </w:rPr>
+              <w:t xml:space="preserve">CHANGE — Kepribadian Tersembunyi</w:t>
+            </w:r>
+          </w:p>
+          <w:p>
+            <w:pPr>
+              <w:spacing w:after="160"/>
+            </w:pPr>
+            <w:r>
+              <w:rPr>
+                <w:rFonts w:ascii="Arial" w:cs="Arial" w:eastAsia="Arial" w:hAnsi="Arial"/>
+                <w:i/>
+                <w:iCs/>
+                <w:color w:val="6B7280"/>
+                <w:sz w:val="14"/>
+                <w:szCs w:val="14"/>
+              </w:rPr>
+              <w:t xml:space="preserve">Gambaran bagaimana kita melihat diri kita sendiri</w:t>
+            </w:r>
+          </w:p>
+          <w:p>
+            <w:pPr>
+              <w:pBdr>
+                <w:bottom w:val="single" w:color="C89A4A" w:sz="6" w:space="4"/>
+              </w:pBdr>
+              <w:spacing w:after="100"/>
+            </w:pPr>
+            <w:r>
+              <w:rPr>
+                <w:rFonts w:ascii="Georgia" w:cs="Georgia" w:eastAsia="Georgia" w:hAnsi="Georgia"/>
+                <w:b/>
+                <w:bCs/>
+                <w:color w:val="182238"/>
+                <w:sz w:val="21"/>
+                <w:szCs w:val="21"/>
+              </w:rPr>
+              <w:t xml:space="preserve">{{CHANGE_NAME}}</w:t>
+            </w:r>
+          </w:p>
+          <w:p>
+            <w:r>
+              <w:rPr>
+                <w:rFonts w:ascii="Arial" w:cs="Arial" w:eastAsia="Arial" w:hAnsi="Arial"/>
+                <w:color w:val="333333"/>
+                <w:sz w:val="18"/>
+                <w:szCs w:val="18"/>
+              </w:rPr>
+              <w:t xml:space="preserve">{{CHANGE_TRAITS}}</w:t>
+            </w:r>
+          </w:p>
+        </w:tc>
+      </w:tr>
+    </w:tbl>
+    <w:p>
+      <w:pPr>
+        <w:spacing w:after="0" w:before="220"/>
+      </w:pPr>
+    </w:p>
+    <w:tbl>
+      <w:tblPr>
+        <w:tblW w:type="dxa" w:w="10440"/>
+        <w:tblBorders>
+          <w:top w:val="none" w:color="FFFFFF" w:sz="0"/>
+          <w:left w:val="none" w:color="FFFFFF" w:sz="0"/>
+          <w:bottom w:val="none" w:color="FFFFFF" w:sz="0"/>
+          <w:right w:val="none" w:color="FFFFFF" w:sz="0"/>
+          <w:insideH w:val="none" w:color="FFFFFF" w:sz="0"/>
           <w:insideV w:val="none" w:color="FFFFFF" w:sz="0"/>
         </w:tblBorders>
       </w:tblPr>
       <w:tblGrid>
-        <w:gridCol w:w="5632"/>
-        <w:gridCol w:w="4608"/>
+        <w:gridCol w:w="10440"/>
       </w:tblGrid>
       <w:tr>
         <w:tc>
           <w:tcPr>
-            <w:tcW w:type="dxa" w:w="5632"/>
+            <w:tcW w:type="dxa" w:w="10440"/>
             <w:shd w:fill="182238" w:val="clear"/>
             <w:tcMar>
-              <w:top w:type="dxa" w:w="120"/>
-              <w:left w:type="dxa" w:w="160"/>
-              <w:bottom w:type="dxa" w:w="120"/>
-              <w:right w:type="dxa" w:w="160"/>
+              <w:top w:type="dxa" w:w="110"/>
+              <w:left w:type="dxa" w:w="200"/>
+              <w:bottom w:type="dxa" w:w="110"/>
+              <w:right w:type="dxa" w:w="200"/>
             </w:tcMar>
-            <w:vAlign w:val="center"/>
           </w:tcPr>
           <w:p>
-            <w:r>
-              <w:rPr>
-                <w:rFonts w:ascii="Arial" w:cs="Arial" w:eastAsia="Arial" w:hAnsi="Arial"/>
+            <w:pPr>
+              <w:jc w:val="center"/>
+            </w:pPr>
+            <w:r>
+              <w:rPr>
+                <w:rFonts w:ascii="Georgia" w:cs="Georgia" w:eastAsia="Georgia" w:hAnsi="Georgia"/>
                 <w:b/>
                 <w:bCs/>
                 <w:color w:val="FFFFFF"/>
-                <w:sz w:val="18"/>
-                <w:szCs w:val="18"/>
-              </w:rPr>
-              <w:t xml:space="preserve">DIMENSI</w:t>
-            </w:r>
-          </w:p>
-        </w:tc>
-        <w:tc>
-          <w:tcPr>
-            <w:tcW w:type="dxa" w:w="4608"/>
-            <w:shd w:fill="182238" w:val="clear"/>
-            <w:tcMar>
-              <w:top w:type="dxa" w:w="120"/>
-              <w:left w:type="dxa" w:w="160"/>
-              <w:bottom w:type="dxa" w:w="120"/>
-              <w:right w:type="dxa" w:w="160"/>
-            </w:tcMar>
-            <w:vAlign w:val="center"/>
-          </w:tcPr>
-          <w:p>
-            <w:r>
-              <w:rPr>
-                <w:rFonts w:ascii="Arial" w:cs="Arial" w:eastAsia="Arial" w:hAnsi="Arial"/>
-                <w:b/>
-                <w:bCs/>
-                <w:color w:val="FFFFFF"/>
-                <w:sz w:val="18"/>
-                <w:szCs w:val="18"/>
-              </w:rPr>
-              <w:t xml:space="preserve">SKOR</w:t>
+                <w:spacing w:val="12"/>
+                <w:sz w:val="19"/>
+                <w:szCs w:val="19"/>
+              </w:rPr>
+              <w:t xml:space="preserve">DESKRIPSI KEPRIBADIAN</w:t>
             </w:r>
           </w:p>
         </w:tc>
       </w:tr>
+    </w:tbl>
+    <w:p>
+      <w:pPr>
+        <w:spacing w:after="260" w:before="140"/>
+      </w:pPr>
+      <w:r>
+        <w:rPr>
+          <w:rFonts w:ascii="Arial" w:cs="Arial" w:eastAsia="Arial" w:hAnsi="Arial"/>
+          <w:color w:val="333333"/>
+          <w:sz w:val="20"/>
+          <w:szCs w:val="20"/>
+        </w:rPr>
+        <w:t xml:space="preserve">{{DESKRIPSI}}</w:t>
+      </w:r>
+    </w:p>
+    <w:tbl>
+      <w:tblPr>
+        <w:tblW w:type="dxa" w:w="10440"/>
+        <w:tblBorders>
+          <w:top w:val="none" w:color="FFFFFF" w:sz="0"/>
+          <w:left w:val="none" w:color="FFFFFF" w:sz="0"/>
+          <w:bottom w:val="none" w:color="FFFFFF" w:sz="0"/>
+          <w:right w:val="none" w:color="FFFFFF" w:sz="0"/>
+          <w:insideH w:val="none" w:color="FFFFFF" w:sz="0"/>
+          <w:insideV w:val="none" w:color="FFFFFF" w:sz="0"/>
+        </w:tblBorders>
+      </w:tblPr>
+      <w:tblGrid>
+        <w:gridCol w:w="10440"/>
+      </w:tblGrid>
       <w:tr>
         <w:tc>
           <w:tcPr>
-            <w:tcW w:type="dxa" w:w="5632"/>
-            <w:shd w:fill="F3ECDC" w:val="clear"/>
+            <w:tcW w:type="dxa" w:w="10440"/>
+            <w:shd w:fill="182238" w:val="clear"/>
             <w:tcMar>
-              <w:top w:type="dxa" w:w="120"/>
-              <w:left w:type="dxa" w:w="160"/>
-              <w:bottom w:type="dxa" w:w="120"/>
-              <w:right w:type="dxa" w:w="160"/>
+              <w:top w:type="dxa" w:w="110"/>
+              <w:left w:type="dxa" w:w="200"/>
+              <w:bottom w:type="dxa" w:w="110"/>
+              <w:right w:type="dxa" w:w="200"/>
             </w:tcMar>
-            <w:vAlign w:val="center"/>
           </w:tcPr>
           <w:p>
-            <w:r>
-              <w:rPr>
-                <w:rFonts w:ascii="Arial" w:cs="Arial" w:eastAsia="Arial" w:hAnsi="Arial"/>
-                <w:b w:val="false"/>
-                <w:bCs w:val="false"/>
-                <w:color w:val="182238"/>
-                <w:sz w:val="20"/>
-                <w:szCs w:val="20"/>
-              </w:rPr>
-              <w:t xml:space="preserve">Dominance (D)</w:t>
-            </w:r>
-          </w:p>
-        </w:tc>
-        <w:tc>
-          <w:tcPr>
-            <w:tcW w:type="dxa" w:w="4608"/>
-            <w:shd w:fill="F3ECDC" w:val="clear"/>
-            <w:tcMar>
-              <w:top w:type="dxa" w:w="120"/>
-              <w:left w:type="dxa" w:w="160"/>
-              <w:bottom w:type="dxa" w:w="120"/>
-              <w:right w:type="dxa" w:w="160"/>
-            </w:tcMar>
-            <w:vAlign w:val="center"/>
-          </w:tcPr>
-          <w:p>
-            <w:r>
-              <w:rPr>
-                <w:rFonts w:ascii="Arial" w:cs="Arial" w:eastAsia="Arial" w:hAnsi="Arial"/>
-                <w:b/>
-                <w:bCs/>
-                <w:color w:val="182238"/>
-                <w:sz w:val="20"/>
-                <w:szCs w:val="20"/>
-              </w:rPr>
-              <w:t xml:space="preserve">{{PCT_D}}</w:t>
-            </w:r>
-          </w:p>
-        </w:tc>
-      </w:tr>
-      <w:tr>
-        <w:tc>
-          <w:tcPr>
-            <w:tcW w:type="dxa" w:w="5632"/>
-            <w:shd w:fill="FFFFFF" w:val="clear"/>
-            <w:tcMar>
-              <w:top w:type="dxa" w:w="120"/>
-              <w:left w:type="dxa" w:w="160"/>
-              <w:bottom w:type="dxa" w:w="120"/>
-              <w:right w:type="dxa" w:w="160"/>
-            </w:tcMar>
-            <w:vAlign w:val="center"/>
-          </w:tcPr>
-          <w:p>
-            <w:r>
-              <w:rPr>
-                <w:rFonts w:ascii="Arial" w:cs="Arial" w:eastAsia="Arial" w:hAnsi="Arial"/>
-                <w:b w:val="false"/>
-                <w:bCs w:val="false"/>
-                <w:color w:val="182238"/>
-                <w:sz w:val="20"/>
-                <w:szCs w:val="20"/>
-              </w:rPr>
-              <w:t xml:space="preserve">Influence (I)</w:t>
-            </w:r>
-          </w:p>
-        </w:tc>
-        <w:tc>
-          <w:tcPr>
-            <w:tcW w:type="dxa" w:w="4608"/>
-            <w:shd w:fill="FFFFFF" w:val="clear"/>
-            <w:tcMar>
-              <w:top w:type="dxa" w:w="120"/>
-              <w:left w:type="dxa" w:w="160"/>
-              <w:bottom w:type="dxa" w:w="120"/>
-              <w:right w:type="dxa" w:w="160"/>
-            </w:tcMar>
-            <w:vAlign w:val="center"/>
-          </w:tcPr>
-          <w:p>
-            <w:r>
-              <w:rPr>
-                <w:rFonts w:ascii="Arial" w:cs="Arial" w:eastAsia="Arial" w:hAnsi="Arial"/>
-                <w:b/>
-                <w:bCs/>
-                <w:color w:val="182238"/>
-                <w:sz w:val="20"/>
-                <w:szCs w:val="20"/>
-              </w:rPr>
-              <w:t xml:space="preserve">{{PCT_I}}</w:t>
-            </w:r>
-          </w:p>
-        </w:tc>
-      </w:tr>
-      <w:tr>
-        <w:tc>
-          <w:tcPr>
-            <w:tcW w:type="dxa" w:w="5632"/>
-            <w:shd w:fill="F3ECDC" w:val="clear"/>
-            <w:tcMar>
-              <w:top w:type="dxa" w:w="120"/>
-              <w:left w:type="dxa" w:w="160"/>
-              <w:bottom w:type="dxa" w:w="120"/>
-              <w:right w:type="dxa" w:w="160"/>
-            </w:tcMar>
-            <w:vAlign w:val="center"/>
-          </w:tcPr>
-          <w:p>
-            <w:r>
-              <w:rPr>
-                <w:rFonts w:ascii="Arial" w:cs="Arial" w:eastAsia="Arial" w:hAnsi="Arial"/>
-                <w:b w:val="false"/>
-                <w:bCs w:val="false"/>
-                <w:color w:val="182238"/>
-                <w:sz w:val="20"/>
-                <w:szCs w:val="20"/>
-              </w:rPr>
-              <w:t xml:space="preserve">Steadiness (S)</w:t>
-            </w:r>
-          </w:p>
-        </w:tc>
-        <w:tc>
-          <w:tcPr>
-            <w:tcW w:type="dxa" w:w="4608"/>
-            <w:shd w:fill="F3ECDC" w:val="clear"/>
-            <w:tcMar>
-              <w:top w:type="dxa" w:w="120"/>
-              <w:left w:type="dxa" w:w="160"/>
-              <w:bottom w:type="dxa" w:w="120"/>
-              <w:right w:type="dxa" w:w="160"/>
-            </w:tcMar>
-            <w:vAlign w:val="center"/>
-          </w:tcPr>
-          <w:p>
-            <w:r>
-              <w:rPr>
-                <w:rFonts w:ascii="Arial" w:cs="Arial" w:eastAsia="Arial" w:hAnsi="Arial"/>
-                <w:b/>
-                <w:bCs/>
-                <w:color w:val="182238"/>
-                <w:sz w:val="20"/>
-                <w:szCs w:val="20"/>
-              </w:rPr>
-              <w:t xml:space="preserve">{{PCT_S}}</w:t>
-            </w:r>
-          </w:p>
-        </w:tc>
-      </w:tr>
-      <w:tr>
-        <w:tc>
-          <w:tcPr>
-            <w:tcW w:type="dxa" w:w="5632"/>
-            <w:shd w:fill="FFFFFF" w:val="clear"/>
-            <w:tcMar>
-              <w:top w:type="dxa" w:w="120"/>
-              <w:left w:type="dxa" w:w="160"/>
-              <w:bottom w:type="dxa" w:w="120"/>
-              <w:right w:type="dxa" w:w="160"/>
-            </w:tcMar>
-            <w:vAlign w:val="center"/>
-          </w:tcPr>
-          <w:p>
-            <w:r>
-              <w:rPr>
-                <w:rFonts w:ascii="Arial" w:cs="Arial" w:eastAsia="Arial" w:hAnsi="Arial"/>
-                <w:b w:val="false"/>
-                <w:bCs w:val="false"/>
-                <w:color w:val="182238"/>
-                <w:sz w:val="20"/>
-                <w:szCs w:val="20"/>
-              </w:rPr>
-              <w:t xml:space="preserve">Conscientiousness (C)</w:t>
-            </w:r>
-          </w:p>
-        </w:tc>
-        <w:tc>
-          <w:tcPr>
-            <w:tcW w:type="dxa" w:w="4608"/>
-            <w:shd w:fill="FFFFFF" w:val="clear"/>
-            <w:tcMar>
-              <w:top w:type="dxa" w:w="120"/>
-              <w:left w:type="dxa" w:w="160"/>
-              <w:bottom w:type="dxa" w:w="120"/>
-              <w:right w:type="dxa" w:w="160"/>
-            </w:tcMar>
-            <w:vAlign w:val="center"/>
-          </w:tcPr>
-          <w:p>
-            <w:r>
-              <w:rPr>
-                <w:rFonts w:ascii="Arial" w:cs="Arial" w:eastAsia="Arial" w:hAnsi="Arial"/>
-                <w:b/>
-                <w:bCs/>
-                <w:color w:val="182238"/>
-                <w:sz w:val="20"/>
-                <w:szCs w:val="20"/>
-              </w:rPr>
-              <w:t xml:space="preserve">{{PCT_C}}</w:t>
+            <w:pPr>
+              <w:jc w:val="center"/>
+            </w:pPr>
+            <w:r>
+              <w:rPr>
+                <w:rFonts w:ascii="Georgia" w:cs="Georgia" w:eastAsia="Georgia" w:hAnsi="Georgia"/>
+                <w:b/>
+                <w:bCs/>
+                <w:color w:val="FFFFFF"/>
+                <w:spacing w:val="12"/>
+                <w:sz w:val="19"/>
+                <w:szCs w:val="19"/>
+              </w:rPr>
+              <w:t xml:space="preserve">JOB MATCH</w:t>
             </w:r>
           </w:p>
         </w:tc>
@@ -556,35 +587,16 @@
     </w:tbl>
     <w:p>
       <w:pPr>
-        <w:pBdr>
-          <w:bottom w:val="single" w:color="C89A4A" w:sz="8" w:space="6"/>
-        </w:pBdr>
-        <w:spacing w:after="160" w:before="360"/>
-      </w:pPr>
-      <w:r>
-        <w:rPr>
-          <w:rFonts w:ascii="Georgia" w:cs="Georgia" w:eastAsia="Georgia" w:hAnsi="Georgia"/>
-          <w:b/>
-          <w:bCs/>
-          <w:color w:val="182238"/>
-          <w:sz w:val="24"/>
-          <w:szCs w:val="24"/>
-        </w:rPr>
-        <w:t xml:space="preserve">ANALISA DESKRIPTIF</w:t>
-      </w:r>
-    </w:p>
-    <w:p>
-      <w:pPr>
-        <w:spacing w:after="300"/>
+        <w:spacing w:after="200" w:before="140"/>
       </w:pPr>
       <w:r>
         <w:rPr>
           <w:rFonts w:ascii="Arial" w:cs="Arial" w:eastAsia="Arial" w:hAnsi="Arial"/>
           <w:color w:val="333333"/>
-          <w:sz w:val="21"/>
-          <w:szCs w:val="21"/>
+          <w:sz w:val="20"/>
+          <w:szCs w:val="20"/>
         </w:rPr>
-        <w:t xml:space="preserve">{{ANALISA}}</w:t>
+        <w:t xml:space="preserve">{{JOB_MATCH}}</w:t>
       </w:r>
     </w:p>
     <w:p>
@@ -592,7 +604,7 @@
         <w:pBdr>
           <w:top w:val="single" w:color="E5E0D3" w:sz="4" w:space="8"/>
         </w:pBdr>
-        <w:spacing w:before="200"/>
+        <w:spacing w:before="160"/>
       </w:pPr>
       <w:r>
         <w:rPr>
@@ -600,15 +612,15 @@
           <w:i/>
           <w:iCs/>
           <w:color w:val="6B7280"/>
-          <w:sz w:val="16"/>
-          <w:szCs w:val="16"/>
+          <w:sz w:val="15"/>
+          <w:szCs w:val="15"/>
         </w:rPr>
         <w:t xml:space="preserve">Hasil bersifat reflektif untuk pengembangan diri, bukan diagnosis psikologis resmi.</w:t>
       </w:r>
     </w:p>
     <w:sectPr>
       <w:pgSz w:w="12240" w:h="15840" w:orient="portrait"/>
-      <w:pgMar w:top="1000" w:right="1000" w:bottom="1000" w:left="1000" w:header="708" w:footer="708" w:gutter="0"/>
+      <w:pgMar w:top="900" w:right="900" w:bottom="900" w:left="900" w:header="708" w:footer="708" w:gutter="0"/>
       <w:pgNumType/>
       <w:docGrid w:linePitch="360"/>
     </w:sectPr>
